--- a/retraining_rust/submission/Manuscript_blinded.docx
+++ b/retraining_rust/submission/Manuscript_blinded.docx
@@ -150,7 +150,7 @@
         <w:pStyle w:val="FirstParagraph"/>
       </w:pPr>
       <w:r>
-        <w:t xml:space="preserve">Software built around large language models (LLMs) is widely expected to degrade as the world drifts away from the data on which a model was trained, and practitioners are advised to refresh such systems on a schedule that balances renewal cost against degradation cost. We ask whether the public record of the LLM software ecosystem looks the way this view predicts. We state a small replacement model in which errors accumulate with drift and a refresh resets them at a fixed cost, derive three testable implications, and show by simulation that its parameters can be recovered when its assumptions hold. We then test the implications with weekly bug-report counts and release dates for 19 widely used open-source repositories (4,071 repository-weeks; 1,521 releases) and with 478,498 English conversations from the WildChat corpus (April 2023 to April 2024). None of the three implications is supported. Once total issue volume is controlled, bug reports do not rise with the time since the last release (pooled slope −0.0005 per week; 95% CI −0.010 to 0.009); the probability of a release does not rise with that time either; and a measure of prompt drift does not predict user corrections once repeated automated templates are removed. The last test is weak, because our pattern-based detector finds only a small share of corrections and two labelers disagreed about what counts as one. An uncorrected drift measure appeared to predict corrections (</w:t>
+        <w:t xml:space="preserve">Software built around large language models (LLMs) is widely expected to degrade as the world drifts away from a model’s training data, and practitioners are advised to refresh such systems on a schedule that balances renewal cost against degradation cost. We ask whether the public record of the LLM software ecosystem matches this view. We state a small replacement model in which errors accumulate with drift and a refresh resets them at a fixed cost, derive three testable implications, and show by simulation that its parameters are recoverable. We test the implications with weekly bug-report counts and release dates for 19 widely used open-source repositories (4,071 repository-weeks; 1,521 releases) and with 478,498 English conversations from the WildChat corpus. None of the three implications is supported. Once total issue volume is controlled, bug reports do not rise with the time since the last release (pooled slope −0.0005 per week; 95% CI −0.010 to 0.009); the probability of a release does not rise with that time either; and a measure of prompt drift does not predict user corrections once repeated automated templates are removed. The last test is weak, because our pattern-based detector finds only a small share of corrections and two labelers disagreed about what counts as one. An uncorrected drift measure appeared to predict corrections (</w:t>
       </w:r>
       <w:r>
         <w:rPr>
